--- a/resources/templates/rapport_template.docx
+++ b/resources/templates/rapport_template.docx
@@ -2415,7 +2415,13 @@
               </w:rPr>
             </w:pPr>
             <w:r>
-              <w:t>${nb_annee_2024}</w:t>
+              <w:t>${nb_annee_</w:t>
+            </w:r>
+            <w:r>
+              <w:t>1</w:t>
+            </w:r>
+            <w:r>
+              <w:t>}</w:t>
             </w:r>
           </w:p>
         </w:tc>
@@ -2434,14 +2440,7 @@
               </w:rPr>
             </w:pPr>
             <w:r>
-              <w:rPr>
-                <w:rFonts w:ascii="Arabic Typesetting" w:eastAsia="Times New Roman" w:hAnsi="Arabic Typesetting" w:cs="Arabic Typesetting" w:hint="cs"/>
-                <w:sz w:val="36"/>
-                <w:szCs w:val="36"/>
-                <w:rtl/>
-                <w:lang w:eastAsia="fr-FR"/>
-              </w:rPr>
-              <w:t>2024</w:t>
+              <w:t>${annee_label_1}</w:t>
             </w:r>
           </w:p>
         </w:tc>
@@ -2465,7 +2464,13 @@
               </w:rPr>
             </w:pPr>
             <w:r>
-              <w:t>${nb_annee_2025}</w:t>
+              <w:t>${nb_annee_</w:t>
+            </w:r>
+            <w:r>
+              <w:t>2</w:t>
+            </w:r>
+            <w:r>
+              <w:t>}</w:t>
             </w:r>
           </w:p>
         </w:tc>
@@ -2484,14 +2489,13 @@
               </w:rPr>
             </w:pPr>
             <w:r>
-              <w:rPr>
-                <w:rFonts w:ascii="Arabic Typesetting" w:eastAsia="Times New Roman" w:hAnsi="Arabic Typesetting" w:cs="Arabic Typesetting" w:hint="cs"/>
-                <w:sz w:val="36"/>
-                <w:szCs w:val="36"/>
-                <w:rtl/>
-                <w:lang w:eastAsia="fr-FR"/>
-              </w:rPr>
-              <w:t>2025</w:t>
+              <w:t>${annee_label_</w:t>
+            </w:r>
+            <w:r>
+              <w:t>2</w:t>
+            </w:r>
+            <w:r>
+              <w:t>}</w:t>
             </w:r>
           </w:p>
         </w:tc>
@@ -2515,7 +2519,13 @@
               </w:rPr>
             </w:pPr>
             <w:r>
-              <w:t>${nb_annee_2026}</w:t>
+              <w:t>${nb_annee_</w:t>
+            </w:r>
+            <w:r>
+              <w:t>3</w:t>
+            </w:r>
+            <w:r>
+              <w:t>}</w:t>
             </w:r>
           </w:p>
         </w:tc>
@@ -2534,14 +2544,13 @@
               </w:rPr>
             </w:pPr>
             <w:r>
-              <w:rPr>
-                <w:rFonts w:ascii="Arabic Typesetting" w:eastAsia="Times New Roman" w:hAnsi="Arabic Typesetting" w:cs="Arabic Typesetting" w:hint="cs"/>
-                <w:sz w:val="36"/>
-                <w:szCs w:val="36"/>
-                <w:rtl/>
-                <w:lang w:eastAsia="fr-FR"/>
-              </w:rPr>
-              <w:t>2026</w:t>
+              <w:t>${annee_label_</w:t>
+            </w:r>
+            <w:r>
+              <w:t>3</w:t>
+            </w:r>
+            <w:r>
+              <w:t>}</w:t>
             </w:r>
           </w:p>
         </w:tc>
@@ -5858,9 +5867,9 @@
             </wp:anchor>
           </w:drawing>
         </mc:Choice>
-        <mc:Fallback xmlns:oel="http://schemas.microsoft.com/office/2019/extlst">
+        <mc:Fallback>
           <w:pict>
-            <v:shapetype w14:anchorId="46E6061B" id="_x0000_t202" coordsize="21600,21600" o:spt="202" path="m,l,21600r21600,l21600,xe">
+            <v:shapetype w14:anchorId="54C5305C" id="_x0000_t202" coordsize="21600,21600" o:spt="202" path="m,l,21600r21600,l21600,xe">
               <v:stroke joinstyle="miter"/>
               <v:path gradientshapeok="t" o:connecttype="rect"/>
             </v:shapetype>
@@ -6060,9 +6069,9 @@
             </wp:anchor>
           </w:drawing>
         </mc:Choice>
-        <mc:Fallback xmlns:oel="http://schemas.microsoft.com/office/2019/extlst">
+        <mc:Fallback>
           <w:pict>
-            <v:shape w14:anchorId="6306317D" id="Zone de texte 2" o:spid="_x0000_s1027" type="#_x0000_t202" style="position:absolute;margin-left:274.65pt;margin-top:-10.15pt;width:208.1pt;height:35.45pt;z-index:251660288;visibility:visible;mso-wrap-style:square;mso-height-percent:0;mso-wrap-distance-left:9pt;mso-wrap-distance-top:0;mso-wrap-distance-right:9pt;mso-wrap-distance-bottom:0;mso-position-horizontal:absolute;mso-position-horizontal-relative:text;mso-position-vertical:absolute;mso-position-vertical-relative:text;mso-height-percent:0;mso-height-relative:margin;v-text-anchor:top" o:gfxdata="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" filled="f" stroked="f">
+            <v:shape w14:anchorId="5B050557" id="Zone de texte 2" o:spid="_x0000_s1027" type="#_x0000_t202" style="position:absolute;margin-left:274.65pt;margin-top:-10.15pt;width:208.1pt;height:35.45pt;z-index:251660288;visibility:visible;mso-wrap-style:square;mso-height-percent:0;mso-wrap-distance-left:9pt;mso-wrap-distance-top:0;mso-wrap-distance-right:9pt;mso-wrap-distance-bottom:0;mso-position-horizontal:absolute;mso-position-horizontal-relative:text;mso-position-vertical:absolute;mso-position-vertical-relative:text;mso-height-percent:0;mso-height-relative:margin;v-text-anchor:top" o:gfxdata="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" filled="f" stroked="f">
               <v:textbox>
                 <w:txbxContent>
                   <w:p>
@@ -6091,27 +6100,7 @@
                         <w:szCs w:val="16"/>
                         <w:rtl/>
                       </w:rPr>
-                      <w:t xml:space="preserve">، زنقة </w:t>
-                    </w:r>
-                    <w:proofErr w:type="spellStart"/>
-                    <w:r>
-                      <w:rPr>
-                        <w:rFonts w:hint="cs"/>
-                        <w:sz w:val="16"/>
-                        <w:szCs w:val="16"/>
-                        <w:rtl/>
-                      </w:rPr>
-                      <w:t>المرينيين</w:t>
-                    </w:r>
-                    <w:proofErr w:type="spellEnd"/>
-                    <w:r>
-                      <w:rPr>
-                        <w:rFonts w:hint="cs"/>
-                        <w:sz w:val="16"/>
-                        <w:szCs w:val="16"/>
-                        <w:rtl/>
-                      </w:rPr>
-                      <w:t xml:space="preserve"> حسان– ص.ب </w:t>
+                      <w:t xml:space="preserve">، زنقة المرينيين حسان– ص.ب </w:t>
                     </w:r>
                     <w:r>
                       <w:rPr>
@@ -6381,9 +6370,9 @@
             </wp:anchor>
           </w:drawing>
         </mc:Choice>
-        <mc:Fallback xmlns:oel="http://schemas.microsoft.com/office/2019/extlst">
+        <mc:Fallback>
           <w:pict>
-            <v:shape w14:anchorId="0A6018C4" id="_x0000_s1028" type="#_x0000_t202" style="position:absolute;margin-left:-8.05pt;margin-top:-10.5pt;width:218.05pt;height:33pt;z-index:251659264;visibility:visible;mso-wrap-style:square;mso-wrap-distance-left:9pt;mso-wrap-distance-top:0;mso-wrap-distance-right:9pt;mso-wrap-distance-bottom:0;mso-position-horizontal:absolute;mso-position-horizontal-relative:text;mso-position-vertical:absolute;mso-position-vertical-relative:text;v-text-anchor:top" o:gfxdata="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" filled="f" stroked="f">
+            <v:shape w14:anchorId="31665043" id="_x0000_s1028" type="#_x0000_t202" style="position:absolute;margin-left:-8.05pt;margin-top:-10.5pt;width:218.05pt;height:33pt;z-index:251659264;visibility:visible;mso-wrap-style:square;mso-wrap-distance-left:9pt;mso-wrap-distance-top:0;mso-wrap-distance-right:9pt;mso-wrap-distance-bottom:0;mso-position-horizontal:absolute;mso-position-horizontal-relative:text;mso-position-vertical:absolute;mso-position-vertical-relative:text;v-text-anchor:top" o:gfxdata="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" filled="f" stroked="f">
               <v:textbox>
                 <w:txbxContent>
                   <w:p>
